--- a/Szablon dokumentu projektowego na zaliczenie laboratorium.docx
+++ b/Szablon dokumentu projektowego na zaliczenie laboratorium.docx
@@ -185,23 +185,7 @@
           <w:sz w:val="28"/>
           <w:szCs w:val="28"/>
         </w:rPr>
-        <w:t xml:space="preserve">Dawid </w:t>
-      </w:r>
-      <w:proofErr w:type="spellStart"/>
-      <w:r>
-        <w:rPr>
-          <w:sz w:val="28"/>
-          <w:szCs w:val="28"/>
-        </w:rPr>
-        <w:t>Tarasek</w:t>
-      </w:r>
-      <w:proofErr w:type="spellEnd"/>
-      <w:r>
-        <w:rPr>
-          <w:sz w:val="28"/>
-          <w:szCs w:val="28"/>
-        </w:rPr>
-        <w:t xml:space="preserve"> </w:t>
+        <w:t xml:space="preserve">Dawid Tarasek </w:t>
       </w:r>
       <w:r>
         <w:rPr>
@@ -2917,178 +2901,99 @@
           <w:b/>
           <w:bCs/>
         </w:rPr>
-        <w:t xml:space="preserve">7. </w:t>
-      </w:r>
-      <w:proofErr w:type="spellStart"/>
-      <w:r>
+        <w:t>7. Onboarding i offboarding pracowników</w:t>
+      </w:r>
+    </w:p>
+    <w:p>
+      <w:pPr>
+        <w:numPr>
+          <w:ilvl w:val="0"/>
+          <w:numId w:val="12"/>
+        </w:numPr>
+      </w:pPr>
+      <w:r>
+        <w:t>Onboarding:</w:t>
+      </w:r>
+    </w:p>
+    <w:p>
+      <w:pPr>
+        <w:numPr>
+          <w:ilvl w:val="1"/>
+          <w:numId w:val="12"/>
+        </w:numPr>
+      </w:pPr>
+      <w:r>
+        <w:t>Przygotowanie checklisty zadań dla nowego pracownika i jego managera.</w:t>
+      </w:r>
+    </w:p>
+    <w:p>
+      <w:pPr>
+        <w:numPr>
+          <w:ilvl w:val="1"/>
+          <w:numId w:val="12"/>
+        </w:numPr>
+      </w:pPr>
+      <w:r>
+        <w:t>Wprowadzenie nowego pracownika do systemu HR.</w:t>
+      </w:r>
+    </w:p>
+    <w:p>
+      <w:pPr>
+        <w:numPr>
+          <w:ilvl w:val="1"/>
+          <w:numId w:val="12"/>
+        </w:numPr>
+      </w:pPr>
+      <w:r>
+        <w:t>Automatyczne przydzielanie szkoleń wprowadzających.</w:t>
+      </w:r>
+    </w:p>
+    <w:p>
+      <w:pPr>
+        <w:numPr>
+          <w:ilvl w:val="0"/>
+          <w:numId w:val="12"/>
+        </w:numPr>
+      </w:pPr>
+      <w:r>
+        <w:t>Offboarding:</w:t>
+      </w:r>
+    </w:p>
+    <w:p>
+      <w:pPr>
+        <w:numPr>
+          <w:ilvl w:val="1"/>
+          <w:numId w:val="12"/>
+        </w:numPr>
+      </w:pPr>
+      <w:r>
+        <w:t>Checklisty dla pracowników odchodzących (np. zwrot sprzętu, zakończenie dostępów).</w:t>
+      </w:r>
+    </w:p>
+    <w:p>
+      <w:pPr>
+        <w:numPr>
+          <w:ilvl w:val="1"/>
+          <w:numId w:val="12"/>
+        </w:numPr>
+      </w:pPr>
+      <w:r>
+        <w:t>Raporty końcowe oraz możliwość przeprowadzania wywiadów offboardingowych.</w:t>
+      </w:r>
+    </w:p>
+    <w:p>
+      <w:pPr>
         <w:rPr>
           <w:b/>
           <w:bCs/>
         </w:rPr>
-        <w:t>Onboarding</w:t>
-      </w:r>
-      <w:proofErr w:type="spellEnd"/>
+      </w:pPr>
       <w:r>
         <w:rPr>
           <w:b/>
           <w:bCs/>
         </w:rPr>
-        <w:t xml:space="preserve"> i </w:t>
-      </w:r>
-      <w:proofErr w:type="spellStart"/>
-      <w:r>
-        <w:rPr>
-          <w:b/>
-          <w:bCs/>
-        </w:rPr>
-        <w:t>offboarding</w:t>
-      </w:r>
-      <w:proofErr w:type="spellEnd"/>
-      <w:r>
-        <w:rPr>
-          <w:b/>
-          <w:bCs/>
-        </w:rPr>
-        <w:t xml:space="preserve"> pracowników</w:t>
-      </w:r>
-    </w:p>
-    <w:p>
-      <w:pPr>
-        <w:numPr>
-          <w:ilvl w:val="0"/>
-          <w:numId w:val="12"/>
-        </w:numPr>
-      </w:pPr>
-      <w:proofErr w:type="spellStart"/>
-      <w:r>
-        <w:t>Onboarding</w:t>
-      </w:r>
-      <w:proofErr w:type="spellEnd"/>
-      <w:r>
-        <w:t>:</w:t>
-      </w:r>
-    </w:p>
-    <w:p>
-      <w:pPr>
-        <w:numPr>
-          <w:ilvl w:val="1"/>
-          <w:numId w:val="12"/>
-        </w:numPr>
-      </w:pPr>
-      <w:r>
-        <w:t xml:space="preserve">Przygotowanie </w:t>
-      </w:r>
-      <w:proofErr w:type="spellStart"/>
-      <w:r>
-        <w:t>checklisty</w:t>
-      </w:r>
-      <w:proofErr w:type="spellEnd"/>
-      <w:r>
-        <w:t xml:space="preserve"> zadań dla nowego pracownika i jego managera.</w:t>
-      </w:r>
-    </w:p>
-    <w:p>
-      <w:pPr>
-        <w:numPr>
-          <w:ilvl w:val="1"/>
-          <w:numId w:val="12"/>
-        </w:numPr>
-      </w:pPr>
-      <w:r>
-        <w:t>Wprowadzenie nowego pracownika do systemu HR.</w:t>
-      </w:r>
-    </w:p>
-    <w:p>
-      <w:pPr>
-        <w:numPr>
-          <w:ilvl w:val="1"/>
-          <w:numId w:val="12"/>
-        </w:numPr>
-      </w:pPr>
-      <w:r>
-        <w:t>Automatyczne przydzielanie szkoleń wprowadzających.</w:t>
-      </w:r>
-    </w:p>
-    <w:p>
-      <w:pPr>
-        <w:numPr>
-          <w:ilvl w:val="0"/>
-          <w:numId w:val="12"/>
-        </w:numPr>
-      </w:pPr>
-      <w:proofErr w:type="spellStart"/>
-      <w:r>
-        <w:t>Offboarding</w:t>
-      </w:r>
-      <w:proofErr w:type="spellEnd"/>
-      <w:r>
-        <w:t>:</w:t>
-      </w:r>
-    </w:p>
-    <w:p>
-      <w:pPr>
-        <w:numPr>
-          <w:ilvl w:val="1"/>
-          <w:numId w:val="12"/>
-        </w:numPr>
-      </w:pPr>
-      <w:proofErr w:type="spellStart"/>
-      <w:r>
-        <w:t>Checklisty</w:t>
-      </w:r>
-      <w:proofErr w:type="spellEnd"/>
-      <w:r>
-        <w:t xml:space="preserve"> dla pracowników odchodzących (np. zwrot sprzętu, zakończenie dostępów).</w:t>
-      </w:r>
-    </w:p>
-    <w:p>
-      <w:pPr>
-        <w:numPr>
-          <w:ilvl w:val="1"/>
-          <w:numId w:val="12"/>
-        </w:numPr>
-      </w:pPr>
-      <w:r>
-        <w:t xml:space="preserve">Raporty końcowe oraz możliwość przeprowadzania wywiadów </w:t>
-      </w:r>
-      <w:proofErr w:type="spellStart"/>
-      <w:r>
-        <w:t>offboardingowych</w:t>
-      </w:r>
-      <w:proofErr w:type="spellEnd"/>
-      <w:r>
-        <w:t>.</w:t>
-      </w:r>
-    </w:p>
-    <w:p>
-      <w:pPr>
-        <w:rPr>
-          <w:b/>
-          <w:bCs/>
-        </w:rPr>
-      </w:pPr>
-      <w:r>
-        <w:rPr>
-          <w:b/>
-          <w:bCs/>
-        </w:rPr>
-        <w:t xml:space="preserve">8. </w:t>
-      </w:r>
-      <w:proofErr w:type="spellStart"/>
-      <w:r>
-        <w:rPr>
-          <w:b/>
-          <w:bCs/>
-        </w:rPr>
-        <w:t>Self</w:t>
-      </w:r>
-      <w:proofErr w:type="spellEnd"/>
-      <w:r>
-        <w:rPr>
-          <w:b/>
-          <w:bCs/>
-        </w:rPr>
-        <w:t>-service dla pracowników</w:t>
+        <w:t>8. Self-service dla pracowników</w:t>
       </w:r>
     </w:p>
     <w:p>
@@ -3150,15 +3055,7 @@
     <w:p/>
     <w:p>
       <w:r>
-        <w:t xml:space="preserve">Business </w:t>
-      </w:r>
-      <w:proofErr w:type="spellStart"/>
-      <w:r>
-        <w:t>owner</w:t>
-      </w:r>
-      <w:proofErr w:type="spellEnd"/>
-      <w:r>
-        <w:t xml:space="preserve">: </w:t>
+        <w:t xml:space="preserve">Business owner: </w:t>
       </w:r>
       <w:r>
         <w:t>Mariusz Milczarczyk</w:t>
@@ -3255,31 +3152,7 @@
         </w:numPr>
       </w:pPr>
       <w:r>
-        <w:t xml:space="preserve">Obsługa </w:t>
-      </w:r>
-      <w:proofErr w:type="spellStart"/>
-      <w:r>
-        <w:t>onboardingu</w:t>
-      </w:r>
-      <w:proofErr w:type="spellEnd"/>
-      <w:r>
-        <w:t xml:space="preserve"> i </w:t>
-      </w:r>
-      <w:proofErr w:type="spellStart"/>
-      <w:r>
-        <w:t>offboardingu</w:t>
-      </w:r>
-      <w:proofErr w:type="spellEnd"/>
-      <w:r>
-        <w:t xml:space="preserve">: </w:t>
-      </w:r>
-      <w:proofErr w:type="spellStart"/>
-      <w:r>
-        <w:t>checklisty</w:t>
-      </w:r>
-      <w:proofErr w:type="spellEnd"/>
-      <w:r>
-        <w:t xml:space="preserve"> zadań, przypisywanie szkoleń, ankiety wyjściowe.</w:t>
+        <w:t>Obsługa onboardingu i offboardingu: checklisty zadań, przypisywanie szkoleń, ankiety wyjściowe.</w:t>
       </w:r>
     </w:p>
     <w:p>
@@ -3348,13 +3221,8 @@
           <w:numId w:val="15"/>
         </w:numPr>
       </w:pPr>
-      <w:proofErr w:type="spellStart"/>
-      <w:r>
-        <w:t>Responsywność</w:t>
-      </w:r>
-      <w:proofErr w:type="spellEnd"/>
-      <w:r>
-        <w:t>: System dostępny na urządzeniach stacjonarnych i mobilnych.</w:t>
+      <w:r>
+        <w:t>Responsywność: System dostępny na urządzeniach stacjonarnych i mobilnych.</w:t>
       </w:r>
     </w:p>
     <w:p>
@@ -4088,55 +3956,7 @@
           <w:b/>
           <w:bCs/>
         </w:rPr>
-        <w:t xml:space="preserve">System </w:t>
-      </w:r>
-      <w:proofErr w:type="spellStart"/>
-      <w:r>
-        <w:rPr>
-          <w:b/>
-          <w:bCs/>
-        </w:rPr>
-        <w:t>Onboardingu</w:t>
-      </w:r>
-      <w:proofErr w:type="spellEnd"/>
-      <w:r>
-        <w:rPr>
-          <w:b/>
-          <w:bCs/>
-        </w:rPr>
-        <w:t xml:space="preserve"> i </w:t>
-      </w:r>
-      <w:proofErr w:type="spellStart"/>
-      <w:r>
-        <w:rPr>
-          <w:b/>
-          <w:bCs/>
-        </w:rPr>
-        <w:t>Offboardingu</w:t>
-      </w:r>
-      <w:proofErr w:type="spellEnd"/>
-      <w:r>
-        <w:rPr>
-          <w:b/>
-          <w:bCs/>
-        </w:rPr>
-        <w:t xml:space="preserve"> </w:t>
-      </w:r>
-      <w:proofErr w:type="spellStart"/>
-      <w:r>
-        <w:rPr>
-          <w:b/>
-          <w:bCs/>
-        </w:rPr>
-        <w:t>pracownikow</w:t>
-      </w:r>
-      <w:proofErr w:type="spellEnd"/>
-      <w:r>
-        <w:rPr>
-          <w:b/>
-          <w:bCs/>
-        </w:rPr>
-        <w:t> </w:t>
+        <w:t>System Onboardingu i Offboardingu pracownikow </w:t>
       </w:r>
       <w:r>
         <w:rPr>
@@ -4201,23 +4021,7 @@
           <w:b/>
           <w:bCs/>
         </w:rPr>
-        <w:t xml:space="preserve">System </w:t>
-      </w:r>
-      <w:proofErr w:type="spellStart"/>
-      <w:r>
-        <w:rPr>
-          <w:b/>
-          <w:bCs/>
-        </w:rPr>
-        <w:t>Self</w:t>
-      </w:r>
-      <w:proofErr w:type="spellEnd"/>
-      <w:r>
-        <w:rPr>
-          <w:b/>
-          <w:bCs/>
-        </w:rPr>
-        <w:t>-Service dla Pracowników</w:t>
+        <w:t>System Self-Service dla Pracowników</w:t>
       </w:r>
       <w:r>
         <w:rPr>
@@ -4389,15 +4193,7 @@
         <w:t xml:space="preserve">projektu interfejsu użytkownika, jeżeli zostało opracowane w oparciu o </w:t>
       </w:r>
       <w:r>
-        <w:t xml:space="preserve">narzędzie prototypowania typu </w:t>
-      </w:r>
-      <w:proofErr w:type="spellStart"/>
-      <w:r>
-        <w:t>figma</w:t>
-      </w:r>
-      <w:proofErr w:type="spellEnd"/>
-      <w:r>
-        <w:t xml:space="preserve">. Jeżeli nie ma możliwości </w:t>
+        <w:t xml:space="preserve">narzędzie prototypowania typu figma. Jeżeli nie ma możliwości </w:t>
       </w:r>
       <w:r>
         <w:t>wygenerowania linku wklej ekrany interfejsu i umieść w załączniku do projekt pliki źródłowe.</w:t>
@@ -4444,7 +4240,7 @@
           <w:noProof/>
         </w:rPr>
         <w:drawing>
-          <wp:inline distT="0" distB="0" distL="0" distR="0" wp14:anchorId="5B99BC9C" wp14:editId="44E0CDFE">
+          <wp:inline distT="0" distB="0" distL="0" distR="0" wp14:anchorId="5B99BC9C" wp14:editId="1D8135EE">
             <wp:extent cx="5760720" cy="488950"/>
             <wp:effectExtent l="0" t="0" r="0" b="6350"/>
             <wp:docPr id="965887932" name="Obraz 18"/>
@@ -4499,7 +4295,7 @@
           <w:noProof/>
         </w:rPr>
         <w:drawing>
-          <wp:inline distT="0" distB="0" distL="0" distR="0" wp14:anchorId="41A70C43" wp14:editId="5BB83547">
+          <wp:inline distT="0" distB="0" distL="0" distR="0" wp14:anchorId="41A70C43" wp14:editId="08220E09">
             <wp:extent cx="5760720" cy="649605"/>
             <wp:effectExtent l="0" t="0" r="0" b="0"/>
             <wp:docPr id="1580147092" name="Obraz 19"/>
@@ -4554,7 +4350,7 @@
           <w:noProof/>
         </w:rPr>
         <w:drawing>
-          <wp:inline distT="0" distB="0" distL="0" distR="0" wp14:anchorId="41BCB214" wp14:editId="20CFB750">
+          <wp:inline distT="0" distB="0" distL="0" distR="0" wp14:anchorId="41BCB214" wp14:editId="750CD3B0">
             <wp:extent cx="5760720" cy="568960"/>
             <wp:effectExtent l="0" t="0" r="0" b="2540"/>
             <wp:docPr id="2028481358" name="Obraz 20"/>
@@ -4619,15 +4415,7 @@
     <w:p/>
     <w:p>
       <w:r>
-        <w:t xml:space="preserve">Projekt systemu zarządzania zasobami ludzkimi dla firmy Energetyka Sp. z o.o. będzie kluczowym krokiem w optymalizacji procesów HR w firmie. Centralizacja danych pracowników oraz automatyzacja procesów, takich jak rekrutacja, oceny, szkolenia i raportowanie, znacząco poprawi efektywność operacyjną i zmniejszy ryzyko błędów. System umożliwi administratorowi lepszą kontrolę nad wszystkimi aspektami zarządzania personelem, a mechanizmy </w:t>
-      </w:r>
-      <w:proofErr w:type="spellStart"/>
-      <w:r>
-        <w:t>self</w:t>
-      </w:r>
-      <w:proofErr w:type="spellEnd"/>
-      <w:r>
-        <w:t>-service pozwolą pracownikom na większą autonomię. Dzięki integracji narzędzi analitycznych, firma będzie w stanie podejmować bardziej trafne decyzje kadrowe oraz skutecznie planować rozwój swoich pracowników. Projekt zapewni także elastyczność i skalowalność, umożliwiając dalszy rozwój systemu wraz z rosnącymi potrzebami firmy.</w:t>
+        <w:t>Projekt systemu zarządzania zasobami ludzkimi dla firmy Energetyka Sp. z o.o. będzie kluczowym krokiem w optymalizacji procesów HR w firmie. Centralizacja danych pracowników oraz automatyzacja procesów, takich jak rekrutacja, oceny, szkolenia i raportowanie, znacząco poprawi efektywność operacyjną i zmniejszy ryzyko błędów. System umożliwi administratorowi lepszą kontrolę nad wszystkimi aspektami zarządzania personelem, a mechanizmy self-service pozwolą pracownikom na większą autonomię. Dzięki integracji narzędzi analitycznych, firma będzie w stanie podejmować bardziej trafne decyzje kadrowe oraz skutecznie planować rozwój swoich pracowników. Projekt zapewni także elastyczność i skalowalność, umożliwiając dalszy rozwój systemu wraz z rosnącymi potrzebami firmy.</w:t>
       </w:r>
     </w:p>
     <w:p/>
@@ -4663,60 +4451,60 @@
             <v:path o:extrusionok="f" gradientshapeok="t" o:connecttype="rect"/>
             <o:lock v:ext="edit" aspectratio="t"/>
           </v:shapetype>
-          <v:shape id="_x0000_i1067" type="#_x0000_t75" style="width:75.35pt;height:49.4pt" o:ole="">
+          <v:shape id="_x0000_i1025" type="#_x0000_t75" style="width:75.35pt;height:49.4pt" o:ole="">
             <v:imagedata r:id="rId16" o:title=""/>
           </v:shape>
-          <o:OLEObject Type="Embed" ProgID="Package" ShapeID="_x0000_i1067" DrawAspect="Icon" ObjectID="_1797982681" r:id="rId17"/>
+          <o:OLEObject Type="Embed" ProgID="Package" ShapeID="_x0000_i1025" DrawAspect="Icon" ObjectID="_1797983022" r:id="rId17"/>
         </w:object>
       </w:r>
-    </w:p>
-    <w:p>
       <w:r>
         <w:object w:dxaOrig="1508" w:dyaOrig="984" w14:anchorId="2B29F25E">
-          <v:shape id="_x0000_i1057" type="#_x0000_t75" style="width:75.35pt;height:49.4pt" o:ole="">
+          <v:shape id="_x0000_i1026" type="#_x0000_t75" style="width:75.35pt;height:49.4pt" o:ole="">
             <v:imagedata r:id="rId18" o:title=""/>
           </v:shape>
-          <o:OLEObject Type="Embed" ProgID="Package" ShapeID="_x0000_i1057" DrawAspect="Icon" ObjectID="_1797982682" r:id="rId19"/>
+          <o:OLEObject Type="Embed" ProgID="Package" ShapeID="_x0000_i1026" DrawAspect="Icon" ObjectID="_1797983023" r:id="rId19"/>
         </w:object>
       </w:r>
-    </w:p>
-    <w:p>
       <w:r>
         <w:object w:dxaOrig="1508" w:dyaOrig="984" w14:anchorId="1B9E4EEF">
-          <v:shape id="_x0000_i1055" type="#_x0000_t75" style="width:75.35pt;height:49.4pt" o:ole="">
+          <v:shape id="_x0000_i1027" type="#_x0000_t75" style="width:75.35pt;height:49.4pt" o:ole="">
             <v:imagedata r:id="rId20" o:title=""/>
           </v:shape>
-          <o:OLEObject Type="Embed" ProgID="Package" ShapeID="_x0000_i1055" DrawAspect="Icon" ObjectID="_1797982683" r:id="rId21"/>
+          <o:OLEObject Type="Embed" ProgID="Package" ShapeID="_x0000_i1027" DrawAspect="Icon" ObjectID="_1797983024" r:id="rId21"/>
         </w:object>
       </w:r>
-    </w:p>
-    <w:p>
       <w:r>
         <w:object w:dxaOrig="1508" w:dyaOrig="984" w14:anchorId="0DCDE71C">
-          <v:shape id="_x0000_i1058" type="#_x0000_t75" style="width:75.35pt;height:49.4pt" o:ole="">
+          <v:shape id="_x0000_i1028" type="#_x0000_t75" style="width:75.35pt;height:49.4pt" o:ole="">
             <v:imagedata r:id="rId22" o:title=""/>
           </v:shape>
-          <o:OLEObject Type="Embed" ProgID="Package" ShapeID="_x0000_i1058" DrawAspect="Icon" ObjectID="_1797982684" r:id="rId23"/>
+          <o:OLEObject Type="Embed" ProgID="Package" ShapeID="_x0000_i1028" DrawAspect="Icon" ObjectID="_1797983025" r:id="rId23"/>
         </w:object>
       </w:r>
-    </w:p>
-    <w:p>
-      <w:r>
-        <w:object w:dxaOrig="1508" w:dyaOrig="984" w14:anchorId="6D968CC2">
-          <v:shape id="_x0000_i1082" type="#_x0000_t75" style="width:75.35pt;height:49.4pt" o:ole="">
+      <w:r>
+        <w:object w:dxaOrig="1508" w:dyaOrig="984" w14:anchorId="3092DE6F">
+          <v:shape id="_x0000_i1031" type="#_x0000_t75" style="width:75.35pt;height:49.4pt" o:ole="">
             <v:imagedata r:id="rId24" o:title=""/>
           </v:shape>
-          <o:OLEObject Type="Embed" ProgID="Package" ShapeID="_x0000_i1082" DrawAspect="Icon" ObjectID="_1797982685" r:id="rId25"/>
+          <o:OLEObject Type="Embed" ProgID="Excel.Sheet.12" ShapeID="_x0000_i1031" DrawAspect="Icon" ObjectID="_1797983026" r:id="rId25"/>
         </w:object>
       </w:r>
-    </w:p>
-    <w:p>
-      <w:r>
-        <w:object w:dxaOrig="2401" w:dyaOrig="831" w14:anchorId="7F02D13A">
-          <v:shape id="_x0000_i1091" type="#_x0000_t75" style="width:119.7pt;height:41.85pt" o:ole="">
+      <w:r>
+        <w:object w:dxaOrig="1508" w:dyaOrig="984" w14:anchorId="6D968CC2">
+          <v:shape id="_x0000_i1029" type="#_x0000_t75" style="width:75.35pt;height:49.4pt" o:ole="">
             <v:imagedata r:id="rId26" o:title=""/>
           </v:shape>
-          <o:OLEObject Type="Embed" ProgID="Package" ShapeID="_x0000_i1091" DrawAspect="Content" ObjectID="_1797982686" r:id="rId27"/>
+          <o:OLEObject Type="Embed" ProgID="Package" ShapeID="_x0000_i1029" DrawAspect="Icon" ObjectID="_1797983027" r:id="rId27"/>
+        </w:object>
+      </w:r>
+    </w:p>
+    <w:p>
+      <w:r>
+        <w:object w:dxaOrig="2401" w:dyaOrig="831" w14:anchorId="7F02D13A">
+          <v:shape id="_x0000_i1030" type="#_x0000_t75" style="width:119.7pt;height:41.85pt" o:ole="">
+            <v:imagedata r:id="rId28" o:title=""/>
+          </v:shape>
+          <o:OLEObject Type="Embed" ProgID="Package" ShapeID="_x0000_i1030" DrawAspect="Content" ObjectID="_1797983028" r:id="rId29"/>
         </w:object>
       </w:r>
     </w:p>
@@ -4726,9 +4514,9 @@
     <w:p/>
     <w:p/>
     <w:sectPr>
-      <w:headerReference w:type="default" r:id="rId28"/>
-      <w:footerReference w:type="even" r:id="rId29"/>
-      <w:footerReference w:type="default" r:id="rId30"/>
+      <w:headerReference w:type="default" r:id="rId30"/>
+      <w:footerReference w:type="even" r:id="rId31"/>
+      <w:footerReference w:type="default" r:id="rId32"/>
       <w:pgSz w:w="11906" w:h="16838"/>
       <w:pgMar w:top="1417" w:right="1417" w:bottom="1417" w:left="1417" w:header="708" w:footer="708" w:gutter="0"/>
       <w:cols w:space="708"/>
@@ -7705,6 +7493,7 @@
   <w:style w:type="character" w:default="1" w:styleId="Domylnaczcionkaakapitu">
     <w:name w:val="Default Paragraph Font"/>
     <w:uiPriority w:val="1"/>
+    <w:semiHidden/>
     <w:unhideWhenUsed/>
   </w:style>
   <w:style w:type="table" w:default="1" w:styleId="Standardowy">

--- a/Szablon dokumentu projektowego na zaliczenie laboratorium.docx
+++ b/Szablon dokumentu projektowego na zaliczenie laboratorium.docx
@@ -3894,9 +3894,9 @@
           <w:noProof/>
         </w:rPr>
         <w:drawing>
-          <wp:inline distT="0" distB="0" distL="0" distR="0" wp14:anchorId="36AB2C3C" wp14:editId="13D9866F">
-            <wp:extent cx="5752465" cy="1212215"/>
-            <wp:effectExtent l="0" t="0" r="635" b="6985"/>
+          <wp:inline distT="0" distB="0" distL="0" distR="0" wp14:anchorId="36AB2C3C" wp14:editId="0DC87CA0">
+            <wp:extent cx="5870575" cy="1212215"/>
+            <wp:effectExtent l="0" t="0" r="0" b="6985"/>
             <wp:docPr id="647279570" name="Obraz 4"/>
             <wp:cNvGraphicFramePr>
               <a:graphicFrameLocks xmlns:a="http://schemas.openxmlformats.org/drawingml/2006/main" noChangeAspect="1"/>
@@ -3926,7 +3926,7 @@
                   <pic:spPr bwMode="auto">
                     <a:xfrm>
                       <a:off x="0" y="0"/>
-                      <a:ext cx="5752465" cy="1212215"/>
+                      <a:ext cx="5870575" cy="1212215"/>
                     </a:xfrm>
                     <a:prstGeom prst="rect">
                       <a:avLst/>
@@ -4099,10 +4099,10 @@
           <w:noProof/>
         </w:rPr>
         <w:drawing>
-          <wp:inline distT="0" distB="0" distL="0" distR="0" wp14:anchorId="60527F05" wp14:editId="71245DD1">
-            <wp:extent cx="5549255" cy="8537944"/>
-            <wp:effectExtent l="0" t="0" r="0" b="0"/>
-            <wp:docPr id="1789356648" name="Obraz 17"/>
+          <wp:inline distT="0" distB="0" distL="0" distR="0" wp14:anchorId="1974BA6E" wp14:editId="1DD40AE0">
+            <wp:extent cx="5541974" cy="8514608"/>
+            <wp:effectExtent l="0" t="0" r="1905" b="0"/>
+            <wp:docPr id="168467855" name="Obraz 2"/>
             <wp:cNvGraphicFramePr>
               <a:graphicFrameLocks xmlns:a="http://schemas.openxmlformats.org/drawingml/2006/main" noChangeAspect="1"/>
             </wp:cNvGraphicFramePr>
@@ -4110,13 +4110,13 @@
               <a:graphicData uri="http://schemas.openxmlformats.org/drawingml/2006/picture">
                 <pic:pic xmlns:pic="http://schemas.openxmlformats.org/drawingml/2006/picture">
                   <pic:nvPicPr>
-                    <pic:cNvPr id="0" name="Picture 57"/>
+                    <pic:cNvPr id="0" name="Picture 13"/>
                     <pic:cNvPicPr>
                       <a:picLocks noChangeAspect="1" noChangeArrowheads="1"/>
                     </pic:cNvPicPr>
                   </pic:nvPicPr>
                   <pic:blipFill>
-                    <a:blip r:embed="rId12">
+                    <a:blip r:embed="rId12" cstate="print">
                       <a:extLst>
                         <a:ext uri="{28A0092B-C50C-407E-A947-70E740481C1C}">
                           <a14:useLocalDpi xmlns:a14="http://schemas.microsoft.com/office/drawing/2010/main" val="0"/>
@@ -4131,7 +4131,7 @@
                   <pic:spPr bwMode="auto">
                     <a:xfrm>
                       <a:off x="0" y="0"/>
-                      <a:ext cx="5593374" cy="8605824"/>
+                      <a:ext cx="5561340" cy="8544362"/>
                     </a:xfrm>
                     <a:prstGeom prst="rect">
                       <a:avLst/>
@@ -4148,13 +4148,13 @@
         </w:drawing>
       </w:r>
     </w:p>
+    <w:p/>
     <w:p>
       <w:pPr>
         <w:pStyle w:val="Nagwek1"/>
       </w:pPr>
       <w:bookmarkStart w:id="13" w:name="_Toc179535244"/>
       <w:r>
-        <w:lastRenderedPageBreak/>
         <w:t xml:space="preserve">PROJEKT INTERFEJSU </w:t>
       </w:r>
       <w:r>
@@ -4240,7 +4240,7 @@
           <w:noProof/>
         </w:rPr>
         <w:drawing>
-          <wp:inline distT="0" distB="0" distL="0" distR="0" wp14:anchorId="5B99BC9C" wp14:editId="1D8135EE">
+          <wp:inline distT="0" distB="0" distL="0" distR="0" wp14:anchorId="5B99BC9C" wp14:editId="0F825B00">
             <wp:extent cx="5760720" cy="488950"/>
             <wp:effectExtent l="0" t="0" r="0" b="6350"/>
             <wp:docPr id="965887932" name="Obraz 18"/>
@@ -4295,7 +4295,7 @@
           <w:noProof/>
         </w:rPr>
         <w:drawing>
-          <wp:inline distT="0" distB="0" distL="0" distR="0" wp14:anchorId="41A70C43" wp14:editId="08220E09">
+          <wp:inline distT="0" distB="0" distL="0" distR="0" wp14:anchorId="41A70C43" wp14:editId="2347AB46">
             <wp:extent cx="5760720" cy="649605"/>
             <wp:effectExtent l="0" t="0" r="0" b="0"/>
             <wp:docPr id="1580147092" name="Obraz 19"/>
@@ -4350,7 +4350,7 @@
           <w:noProof/>
         </w:rPr>
         <w:drawing>
-          <wp:inline distT="0" distB="0" distL="0" distR="0" wp14:anchorId="41BCB214" wp14:editId="750CD3B0">
+          <wp:inline distT="0" distB="0" distL="0" distR="0" wp14:anchorId="41BCB214" wp14:editId="2FDF4430">
             <wp:extent cx="5760720" cy="568960"/>
             <wp:effectExtent l="0" t="0" r="0" b="2540"/>
             <wp:docPr id="2028481358" name="Obraz 20"/>
@@ -4400,6 +4400,61 @@
       </w:r>
     </w:p>
     <w:p>
+      <w:r>
+        <w:rPr>
+          <w:noProof/>
+        </w:rPr>
+        <w:drawing>
+          <wp:inline distT="0" distB="0" distL="0" distR="0" wp14:anchorId="720EF3AD" wp14:editId="3284E8AF">
+            <wp:extent cx="5760720" cy="929005"/>
+            <wp:effectExtent l="0" t="0" r="0" b="4445"/>
+            <wp:docPr id="858738823" name="Obraz 3" descr="Obraz zawierający tekst, Czcionka, numer, linia&#10;&#10;Opis wygenerowany automatycznie"/>
+            <wp:cNvGraphicFramePr>
+              <a:graphicFrameLocks xmlns:a="http://schemas.openxmlformats.org/drawingml/2006/main" noChangeAspect="1"/>
+            </wp:cNvGraphicFramePr>
+            <a:graphic xmlns:a="http://schemas.openxmlformats.org/drawingml/2006/main">
+              <a:graphicData uri="http://schemas.openxmlformats.org/drawingml/2006/picture">
+                <pic:pic xmlns:pic="http://schemas.openxmlformats.org/drawingml/2006/picture">
+                  <pic:nvPicPr>
+                    <pic:cNvPr id="858738823" name="Obraz 3" descr="Obraz zawierający tekst, Czcionka, numer, linia&#10;&#10;Opis wygenerowany automatycznie"/>
+                    <pic:cNvPicPr>
+                      <a:picLocks noChangeAspect="1" noChangeArrowheads="1"/>
+                    </pic:cNvPicPr>
+                  </pic:nvPicPr>
+                  <pic:blipFill>
+                    <a:blip r:embed="rId16" cstate="print">
+                      <a:extLst>
+                        <a:ext uri="{28A0092B-C50C-407E-A947-70E740481C1C}">
+                          <a14:useLocalDpi xmlns:a14="http://schemas.microsoft.com/office/drawing/2010/main" val="0"/>
+                        </a:ext>
+                      </a:extLst>
+                    </a:blip>
+                    <a:srcRect/>
+                    <a:stretch>
+                      <a:fillRect/>
+                    </a:stretch>
+                  </pic:blipFill>
+                  <pic:spPr bwMode="auto">
+                    <a:xfrm>
+                      <a:off x="0" y="0"/>
+                      <a:ext cx="5760720" cy="929005"/>
+                    </a:xfrm>
+                    <a:prstGeom prst="rect">
+                      <a:avLst/>
+                    </a:prstGeom>
+                    <a:noFill/>
+                    <a:ln>
+                      <a:noFill/>
+                    </a:ln>
+                  </pic:spPr>
+                </pic:pic>
+              </a:graphicData>
+            </a:graphic>
+          </wp:inline>
+        </w:drawing>
+      </w:r>
+    </w:p>
+    <w:p>
       <w:pPr>
         <w:pStyle w:val="Nagwek1"/>
       </w:pPr>
@@ -4415,7 +4470,11 @@
     <w:p/>
     <w:p>
       <w:r>
-        <w:t>Projekt systemu zarządzania zasobami ludzkimi dla firmy Energetyka Sp. z o.o. będzie kluczowym krokiem w optymalizacji procesów HR w firmie. Centralizacja danych pracowników oraz automatyzacja procesów, takich jak rekrutacja, oceny, szkolenia i raportowanie, znacząco poprawi efektywność operacyjną i zmniejszy ryzyko błędów. System umożliwi administratorowi lepszą kontrolę nad wszystkimi aspektami zarządzania personelem, a mechanizmy self-service pozwolą pracownikom na większą autonomię. Dzięki integracji narzędzi analitycznych, firma będzie w stanie podejmować bardziej trafne decyzje kadrowe oraz skutecznie planować rozwój swoich pracowników. Projekt zapewni także elastyczność i skalowalność, umożliwiając dalszy rozwój systemu wraz z rosnącymi potrzebami firmy.</w:t>
+        <w:t xml:space="preserve">Projekt systemu zarządzania zasobami ludzkimi dla firmy Energetyka Sp. z o.o. będzie kluczowym krokiem w optymalizacji procesów HR w firmie. Centralizacja danych pracowników oraz automatyzacja procesów, takich jak rekrutacja, oceny, szkolenia i </w:t>
+      </w:r>
+      <w:r>
+        <w:lastRenderedPageBreak/>
+        <w:t>raportowanie, znacząco poprawi efektywność operacyjną i zmniejszy ryzyko błędów. System umożliwi administratorowi lepszą kontrolę nad wszystkimi aspektami zarządzania personelem, a mechanizmy self-service pozwolą pracownikom na większą autonomię. Dzięki integracji narzędzi analitycznych, firma będzie w stanie podejmować bardziej trafne decyzje kadrowe oraz skutecznie planować rozwój swoich pracowników. Projekt zapewni także elastyczność i skalowalność, umożliwiając dalszy rozwój systemu wraz z rosnącymi potrzebami firmy.</w:t>
       </w:r>
     </w:p>
     <w:p/>
@@ -4451,60 +4510,68 @@
             <v:path o:extrusionok="f" gradientshapeok="t" o:connecttype="rect"/>
             <o:lock v:ext="edit" aspectratio="t"/>
           </v:shapetype>
-          <v:shape id="_x0000_i1025" type="#_x0000_t75" style="width:75.35pt;height:49.4pt" o:ole="">
-            <v:imagedata r:id="rId16" o:title=""/>
+          <v:shape id="_x0000_i1025" type="#_x0000_t75" style="width:75.75pt;height:49.55pt" o:ole="">
+            <v:imagedata r:id="rId17" o:title=""/>
           </v:shape>
-          <o:OLEObject Type="Embed" ProgID="Package" ShapeID="_x0000_i1025" DrawAspect="Icon" ObjectID="_1797983022" r:id="rId17"/>
+          <o:OLEObject Type="Embed" ProgID="Package" ShapeID="_x0000_i1025" DrawAspect="Icon" ObjectID="_1798053962" r:id="rId18"/>
         </w:object>
       </w:r>
       <w:r>
         <w:object w:dxaOrig="1508" w:dyaOrig="984" w14:anchorId="2B29F25E">
-          <v:shape id="_x0000_i1026" type="#_x0000_t75" style="width:75.35pt;height:49.4pt" o:ole="">
-            <v:imagedata r:id="rId18" o:title=""/>
+          <v:shape id="_x0000_i1026" type="#_x0000_t75" style="width:75.75pt;height:49.55pt" o:ole="">
+            <v:imagedata r:id="rId19" o:title=""/>
           </v:shape>
-          <o:OLEObject Type="Embed" ProgID="Package" ShapeID="_x0000_i1026" DrawAspect="Icon" ObjectID="_1797983023" r:id="rId19"/>
+          <o:OLEObject Type="Embed" ProgID="Package" ShapeID="_x0000_i1026" DrawAspect="Icon" ObjectID="_1798053963" r:id="rId20"/>
         </w:object>
       </w:r>
       <w:r>
         <w:object w:dxaOrig="1508" w:dyaOrig="984" w14:anchorId="1B9E4EEF">
-          <v:shape id="_x0000_i1027" type="#_x0000_t75" style="width:75.35pt;height:49.4pt" o:ole="">
-            <v:imagedata r:id="rId20" o:title=""/>
+          <v:shape id="_x0000_i1027" type="#_x0000_t75" style="width:75.75pt;height:49.55pt" o:ole="">
+            <v:imagedata r:id="rId21" o:title=""/>
           </v:shape>
-          <o:OLEObject Type="Embed" ProgID="Package" ShapeID="_x0000_i1027" DrawAspect="Icon" ObjectID="_1797983024" r:id="rId21"/>
+          <o:OLEObject Type="Embed" ProgID="Package" ShapeID="_x0000_i1027" DrawAspect="Icon" ObjectID="_1798053964" r:id="rId22"/>
         </w:object>
       </w:r>
       <w:r>
         <w:object w:dxaOrig="1508" w:dyaOrig="984" w14:anchorId="0DCDE71C">
-          <v:shape id="_x0000_i1028" type="#_x0000_t75" style="width:75.35pt;height:49.4pt" o:ole="">
-            <v:imagedata r:id="rId22" o:title=""/>
+          <v:shape id="_x0000_i1028" type="#_x0000_t75" style="width:75.75pt;height:49.55pt" o:ole="">
+            <v:imagedata r:id="rId23" o:title=""/>
           </v:shape>
-          <o:OLEObject Type="Embed" ProgID="Package" ShapeID="_x0000_i1028" DrawAspect="Icon" ObjectID="_1797983025" r:id="rId23"/>
+          <o:OLEObject Type="Embed" ProgID="Package" ShapeID="_x0000_i1028" DrawAspect="Icon" ObjectID="_1798053965" r:id="rId24"/>
         </w:object>
       </w:r>
       <w:r>
         <w:object w:dxaOrig="1508" w:dyaOrig="984" w14:anchorId="3092DE6F">
-          <v:shape id="_x0000_i1031" type="#_x0000_t75" style="width:75.35pt;height:49.4pt" o:ole="">
-            <v:imagedata r:id="rId24" o:title=""/>
+          <v:shape id="_x0000_i1029" type="#_x0000_t75" style="width:75.75pt;height:49.55pt" o:ole="">
+            <v:imagedata r:id="rId25" o:title=""/>
           </v:shape>
-          <o:OLEObject Type="Embed" ProgID="Excel.Sheet.12" ShapeID="_x0000_i1031" DrawAspect="Icon" ObjectID="_1797983026" r:id="rId25"/>
+          <o:OLEObject Type="Embed" ProgID="Excel.Sheet.12" ShapeID="_x0000_i1029" DrawAspect="Icon" ObjectID="_1798053966" r:id="rId26"/>
         </w:object>
       </w:r>
-      <w:r>
-        <w:object w:dxaOrig="1508" w:dyaOrig="984" w14:anchorId="6D968CC2">
-          <v:shape id="_x0000_i1029" type="#_x0000_t75" style="width:75.35pt;height:49.4pt" o:ole="">
-            <v:imagedata r:id="rId26" o:title=""/>
+    </w:p>
+    <w:p>
+      <w:r>
+        <w:object w:dxaOrig="2401" w:dyaOrig="831" w14:anchorId="7F02D13A">
+          <v:shape id="_x0000_i1031" type="#_x0000_t75" style="width:119.7pt;height:42.1pt" o:ole="">
+            <v:imagedata r:id="rId27" o:title=""/>
           </v:shape>
-          <o:OLEObject Type="Embed" ProgID="Package" ShapeID="_x0000_i1029" DrawAspect="Icon" ObjectID="_1797983027" r:id="rId27"/>
+          <o:OLEObject Type="Embed" ProgID="Package" ShapeID="_x0000_i1031" DrawAspect="Content" ObjectID="_1798053967" r:id="rId28"/>
         </w:object>
       </w:r>
-    </w:p>
-    <w:p>
-      <w:r>
-        <w:object w:dxaOrig="2401" w:dyaOrig="831" w14:anchorId="7F02D13A">
-          <v:shape id="_x0000_i1030" type="#_x0000_t75" style="width:119.7pt;height:41.85pt" o:ole="">
-            <v:imagedata r:id="rId28" o:title=""/>
+      <w:r>
+        <w:object w:dxaOrig="1508" w:dyaOrig="984" w14:anchorId="00901B10">
+          <v:shape id="_x0000_i1032" type="#_x0000_t75" style="width:75.75pt;height:49.55pt" o:ole="">
+            <v:imagedata r:id="rId29" o:title=""/>
           </v:shape>
-          <o:OLEObject Type="Embed" ProgID="Package" ShapeID="_x0000_i1030" DrawAspect="Content" ObjectID="_1797983028" r:id="rId29"/>
+          <o:OLEObject Type="Embed" ProgID="Excel.Sheet.12" ShapeID="_x0000_i1032" DrawAspect="Icon" ObjectID="_1798053968" r:id="rId30"/>
+        </w:object>
+      </w:r>
+      <w:r>
+        <w:object w:dxaOrig="1508" w:dyaOrig="984" w14:anchorId="6F769026">
+          <v:shape id="_x0000_i1035" type="#_x0000_t75" style="width:75.75pt;height:49.55pt" o:ole="">
+            <v:imagedata r:id="rId31" o:title=""/>
+          </v:shape>
+          <o:OLEObject Type="Embed" ProgID="Package" ShapeID="_x0000_i1035" DrawAspect="Icon" ObjectID="_1798053969" r:id="rId32"/>
         </w:object>
       </w:r>
     </w:p>
@@ -4514,9 +4581,9 @@
     <w:p/>
     <w:p/>
     <w:sectPr>
-      <w:headerReference w:type="default" r:id="rId30"/>
-      <w:footerReference w:type="even" r:id="rId31"/>
-      <w:footerReference w:type="default" r:id="rId32"/>
+      <w:headerReference w:type="default" r:id="rId33"/>
+      <w:footerReference w:type="even" r:id="rId34"/>
+      <w:footerReference w:type="default" r:id="rId35"/>
       <w:pgSz w:w="11906" w:h="16838"/>
       <w:pgMar w:top="1417" w:right="1417" w:bottom="1417" w:left="1417" w:header="708" w:footer="708" w:gutter="0"/>
       <w:cols w:space="708"/>

--- a/Szablon dokumentu projektowego na zaliczenie laboratorium.docx
+++ b/Szablon dokumentu projektowego na zaliczenie laboratorium.docx
@@ -4095,14 +4095,11 @@
     </w:p>
     <w:p>
       <w:r>
-        <w:rPr>
-          <w:noProof/>
-        </w:rPr>
         <w:drawing>
-          <wp:inline distT="0" distB="0" distL="0" distR="0" wp14:anchorId="1974BA6E" wp14:editId="1DD40AE0">
-            <wp:extent cx="5541974" cy="8514608"/>
-            <wp:effectExtent l="0" t="0" r="1905" b="0"/>
-            <wp:docPr id="168467855" name="Obraz 2"/>
+          <wp:inline distT="0" distB="0" distL="0" distR="0" wp14:anchorId="39A69359" wp14:editId="3F4C7C46">
+            <wp:extent cx="5542280" cy="8548156"/>
+            <wp:effectExtent l="0" t="0" r="1270" b="0"/>
+            <wp:docPr id="458983572" name="Obraz 2" descr="Obraz zawierający zrzut ekranu, design&#10;&#10;Opis wygenerowany automatycznie"/>
             <wp:cNvGraphicFramePr>
               <a:graphicFrameLocks xmlns:a="http://schemas.openxmlformats.org/drawingml/2006/main" noChangeAspect="1"/>
             </wp:cNvGraphicFramePr>
@@ -4110,7 +4107,7 @@
               <a:graphicData uri="http://schemas.openxmlformats.org/drawingml/2006/picture">
                 <pic:pic xmlns:pic="http://schemas.openxmlformats.org/drawingml/2006/picture">
                   <pic:nvPicPr>
-                    <pic:cNvPr id="0" name="Picture 13"/>
+                    <pic:cNvPr id="458983572" name="Obraz 2" descr="Obraz zawierający zrzut ekranu, design&#10;&#10;Opis wygenerowany automatycznie"/>
                     <pic:cNvPicPr>
                       <a:picLocks noChangeAspect="1" noChangeArrowheads="1"/>
                     </pic:cNvPicPr>
@@ -4131,7 +4128,7 @@
                   <pic:spPr bwMode="auto">
                     <a:xfrm>
                       <a:off x="0" y="0"/>
-                      <a:ext cx="5561340" cy="8544362"/>
+                      <a:ext cx="5544701" cy="8551890"/>
                     </a:xfrm>
                     <a:prstGeom prst="rect">
                       <a:avLst/>
@@ -4149,6 +4146,7 @@
       </w:r>
     </w:p>
     <w:p/>
+    <w:p/>
     <w:p>
       <w:pPr>
         <w:pStyle w:val="Nagwek1"/>
@@ -4240,7 +4238,7 @@
           <w:noProof/>
         </w:rPr>
         <w:drawing>
-          <wp:inline distT="0" distB="0" distL="0" distR="0" wp14:anchorId="5B99BC9C" wp14:editId="0F825B00">
+          <wp:inline distT="0" distB="0" distL="0" distR="0" wp14:anchorId="5B99BC9C" wp14:editId="6D2854DC">
             <wp:extent cx="5760720" cy="488950"/>
             <wp:effectExtent l="0" t="0" r="0" b="6350"/>
             <wp:docPr id="965887932" name="Obraz 18"/>
@@ -4295,7 +4293,7 @@
           <w:noProof/>
         </w:rPr>
         <w:drawing>
-          <wp:inline distT="0" distB="0" distL="0" distR="0" wp14:anchorId="41A70C43" wp14:editId="2347AB46">
+          <wp:inline distT="0" distB="0" distL="0" distR="0" wp14:anchorId="41A70C43" wp14:editId="1EF6625D">
             <wp:extent cx="5760720" cy="649605"/>
             <wp:effectExtent l="0" t="0" r="0" b="0"/>
             <wp:docPr id="1580147092" name="Obraz 19"/>
@@ -4350,7 +4348,7 @@
           <w:noProof/>
         </w:rPr>
         <w:drawing>
-          <wp:inline distT="0" distB="0" distL="0" distR="0" wp14:anchorId="41BCB214" wp14:editId="2FDF4430">
+          <wp:inline distT="0" distB="0" distL="0" distR="0" wp14:anchorId="41BCB214" wp14:editId="32B68418">
             <wp:extent cx="5760720" cy="568960"/>
             <wp:effectExtent l="0" t="0" r="0" b="2540"/>
             <wp:docPr id="2028481358" name="Obraz 20"/>
@@ -4405,7 +4403,7 @@
           <w:noProof/>
         </w:rPr>
         <w:drawing>
-          <wp:inline distT="0" distB="0" distL="0" distR="0" wp14:anchorId="720EF3AD" wp14:editId="3284E8AF">
+          <wp:inline distT="0" distB="0" distL="0" distR="0" wp14:anchorId="720EF3AD" wp14:editId="77FFFDBF">
             <wp:extent cx="5760720" cy="929005"/>
             <wp:effectExtent l="0" t="0" r="0" b="4445"/>
             <wp:docPr id="858738823" name="Obraz 3" descr="Obraz zawierający tekst, Czcionka, numer, linia&#10;&#10;Opis wygenerowany automatycznie"/>
@@ -4470,11 +4468,11 @@
     <w:p/>
     <w:p>
       <w:r>
-        <w:t xml:space="preserve">Projekt systemu zarządzania zasobami ludzkimi dla firmy Energetyka Sp. z o.o. będzie kluczowym krokiem w optymalizacji procesów HR w firmie. Centralizacja danych pracowników oraz automatyzacja procesów, takich jak rekrutacja, oceny, szkolenia i </w:t>
+        <w:t xml:space="preserve">Projekt systemu zarządzania zasobami ludzkimi dla firmy Energetyka Sp. z o.o. będzie kluczowym krokiem w optymalizacji procesów HR w firmie. Centralizacja danych </w:t>
       </w:r>
       <w:r>
         <w:lastRenderedPageBreak/>
-        <w:t>raportowanie, znacząco poprawi efektywność operacyjną i zmniejszy ryzyko błędów. System umożliwi administratorowi lepszą kontrolę nad wszystkimi aspektami zarządzania personelem, a mechanizmy self-service pozwolą pracownikom na większą autonomię. Dzięki integracji narzędzi analitycznych, firma będzie w stanie podejmować bardziej trafne decyzje kadrowe oraz skutecznie planować rozwój swoich pracowników. Projekt zapewni także elastyczność i skalowalność, umożliwiając dalszy rozwój systemu wraz z rosnącymi potrzebami firmy.</w:t>
+        <w:t>pracowników oraz automatyzacja procesów, takich jak rekrutacja, oceny, szkolenia i raportowanie, znacząco poprawi efektywność operacyjną i zmniejszy ryzyko błędów. System umożliwi administratorowi lepszą kontrolę nad wszystkimi aspektami zarządzania personelem, a mechanizmy self-service pozwolą pracownikom na większą autonomię. Dzięki integracji narzędzi analitycznych, firma będzie w stanie podejmować bardziej trafne decyzje kadrowe oraz skutecznie planować rozwój swoich pracowników. Projekt zapewni także elastyczność i skalowalność, umożliwiając dalszy rozwój systemu wraz z rosnącymi potrzebami firmy.</w:t>
       </w:r>
     </w:p>
     <w:p/>
@@ -4513,7 +4511,7 @@
           <v:shape id="_x0000_i1025" type="#_x0000_t75" style="width:75.75pt;height:49.55pt" o:ole="">
             <v:imagedata r:id="rId17" o:title=""/>
           </v:shape>
-          <o:OLEObject Type="Embed" ProgID="Package" ShapeID="_x0000_i1025" DrawAspect="Icon" ObjectID="_1798053962" r:id="rId18"/>
+          <o:OLEObject Type="Embed" ProgID="Package" ShapeID="_x0000_i1025" DrawAspect="Icon" ObjectID="_1798054638" r:id="rId18"/>
         </w:object>
       </w:r>
       <w:r>
@@ -4521,7 +4519,7 @@
           <v:shape id="_x0000_i1026" type="#_x0000_t75" style="width:75.75pt;height:49.55pt" o:ole="">
             <v:imagedata r:id="rId19" o:title=""/>
           </v:shape>
-          <o:OLEObject Type="Embed" ProgID="Package" ShapeID="_x0000_i1026" DrawAspect="Icon" ObjectID="_1798053963" r:id="rId20"/>
+          <o:OLEObject Type="Embed" ProgID="Package" ShapeID="_x0000_i1026" DrawAspect="Icon" ObjectID="_1798054639" r:id="rId20"/>
         </w:object>
       </w:r>
       <w:r>
@@ -4529,7 +4527,7 @@
           <v:shape id="_x0000_i1027" type="#_x0000_t75" style="width:75.75pt;height:49.55pt" o:ole="">
             <v:imagedata r:id="rId21" o:title=""/>
           </v:shape>
-          <o:OLEObject Type="Embed" ProgID="Package" ShapeID="_x0000_i1027" DrawAspect="Icon" ObjectID="_1798053964" r:id="rId22"/>
+          <o:OLEObject Type="Embed" ProgID="Package" ShapeID="_x0000_i1027" DrawAspect="Icon" ObjectID="_1798054640" r:id="rId22"/>
         </w:object>
       </w:r>
       <w:r>
@@ -4537,7 +4535,7 @@
           <v:shape id="_x0000_i1028" type="#_x0000_t75" style="width:75.75pt;height:49.55pt" o:ole="">
             <v:imagedata r:id="rId23" o:title=""/>
           </v:shape>
-          <o:OLEObject Type="Embed" ProgID="Package" ShapeID="_x0000_i1028" DrawAspect="Icon" ObjectID="_1798053965" r:id="rId24"/>
+          <o:OLEObject Type="Embed" ProgID="Package" ShapeID="_x0000_i1028" DrawAspect="Icon" ObjectID="_1798054641" r:id="rId24"/>
         </w:object>
       </w:r>
       <w:r>
@@ -4545,33 +4543,33 @@
           <v:shape id="_x0000_i1029" type="#_x0000_t75" style="width:75.75pt;height:49.55pt" o:ole="">
             <v:imagedata r:id="rId25" o:title=""/>
           </v:shape>
-          <o:OLEObject Type="Embed" ProgID="Excel.Sheet.12" ShapeID="_x0000_i1029" DrawAspect="Icon" ObjectID="_1798053966" r:id="rId26"/>
+          <o:OLEObject Type="Embed" ProgID="Excel.Sheet.12" ShapeID="_x0000_i1029" DrawAspect="Icon" ObjectID="_1798054642" r:id="rId26"/>
         </w:object>
       </w:r>
     </w:p>
     <w:p>
       <w:r>
         <w:object w:dxaOrig="2401" w:dyaOrig="831" w14:anchorId="7F02D13A">
-          <v:shape id="_x0000_i1031" type="#_x0000_t75" style="width:119.7pt;height:42.1pt" o:ole="">
+          <v:shape id="_x0000_i1030" type="#_x0000_t75" style="width:119.7pt;height:42.1pt" o:ole="">
             <v:imagedata r:id="rId27" o:title=""/>
           </v:shape>
-          <o:OLEObject Type="Embed" ProgID="Package" ShapeID="_x0000_i1031" DrawAspect="Content" ObjectID="_1798053967" r:id="rId28"/>
+          <o:OLEObject Type="Embed" ProgID="Package" ShapeID="_x0000_i1030" DrawAspect="Content" ObjectID="_1798054643" r:id="rId28"/>
         </w:object>
       </w:r>
       <w:r>
         <w:object w:dxaOrig="1508" w:dyaOrig="984" w14:anchorId="00901B10">
-          <v:shape id="_x0000_i1032" type="#_x0000_t75" style="width:75.75pt;height:49.55pt" o:ole="">
+          <v:shape id="_x0000_i1031" type="#_x0000_t75" style="width:75.75pt;height:49.55pt" o:ole="">
             <v:imagedata r:id="rId29" o:title=""/>
           </v:shape>
-          <o:OLEObject Type="Embed" ProgID="Excel.Sheet.12" ShapeID="_x0000_i1032" DrawAspect="Icon" ObjectID="_1798053968" r:id="rId30"/>
+          <o:OLEObject Type="Embed" ProgID="Excel.Sheet.12" ShapeID="_x0000_i1031" DrawAspect="Icon" ObjectID="_1798054644" r:id="rId30"/>
         </w:object>
       </w:r>
       <w:r>
-        <w:object w:dxaOrig="1508" w:dyaOrig="984" w14:anchorId="6F769026">
-          <v:shape id="_x0000_i1035" type="#_x0000_t75" style="width:75.75pt;height:49.55pt" o:ole="">
+        <w:object w:dxaOrig="1508" w:dyaOrig="984" w14:anchorId="74C23E8C">
+          <v:shape id="_x0000_i1041" type="#_x0000_t75" style="width:75.75pt;height:49.55pt" o:ole="">
             <v:imagedata r:id="rId31" o:title=""/>
           </v:shape>
-          <o:OLEObject Type="Embed" ProgID="Package" ShapeID="_x0000_i1035" DrawAspect="Icon" ObjectID="_1798053969" r:id="rId32"/>
+          <o:OLEObject Type="Embed" ProgID="Package" ShapeID="_x0000_i1041" DrawAspect="Icon" ObjectID="_1798054645" r:id="rId32"/>
         </w:object>
       </w:r>
     </w:p>
@@ -7560,7 +7558,6 @@
   <w:style w:type="character" w:default="1" w:styleId="Domylnaczcionkaakapitu">
     <w:name w:val="Default Paragraph Font"/>
     <w:uiPriority w:val="1"/>
-    <w:semiHidden/>
     <w:unhideWhenUsed/>
   </w:style>
   <w:style w:type="table" w:default="1" w:styleId="Standardowy">
